--- a/Disciplinas - Módulo 4A/DevOps I/GitLab/GitLab Runner.docx
+++ b/Disciplinas - Módulo 4A/DevOps I/GitLab/GitLab Runner.docx
@@ -15,7 +15,7 @@
           <w:sz w:val="32"/>
           <w:szCs w:val="32"/>
         </w:rPr>
-        <w:t>Comandos</w:t>
+        <w:t>GitLab Runner</w:t>
       </w:r>
     </w:p>
     <w:p>
@@ -30,7 +30,11 @@
         </w:rPr>
       </w:pPr>
       <w:r>
-        <w:rPr/>
+        <w:rPr>
+          <w:rFonts w:ascii="Arial" w:hAnsi="Arial"/>
+          <w:sz w:val="40"/>
+          <w:szCs w:val="40"/>
+        </w:rPr>
       </w:r>
     </w:p>
     <w:p>
@@ -55,7 +59,7 @@
           <w:sz w:val="26"/>
           <w:szCs w:val="26"/>
         </w:rPr>
-        <w:t>Containerizar uma aplicação existente</w:t>
+        <w:t xml:space="preserve">Criar container gitlab-runner </w:t>
       </w:r>
     </w:p>
     <w:p>
@@ -70,7 +74,11 @@
         </w:rPr>
       </w:pPr>
       <w:r>
-        <w:rPr/>
+        <w:rPr>
+          <w:rFonts w:ascii="Arial" w:hAnsi="Arial"/>
+          <w:sz w:val="26"/>
+          <w:szCs w:val="26"/>
+        </w:rPr>
       </w:r>
     </w:p>
     <w:p>
@@ -97,9 +105,13 @@
           <w:sz w:val="24"/>
           <w:szCs w:val="24"/>
         </w:rPr>
-        <w:t>d</w:t>
-      </w:r>
-      <w:r>
+        <w:t>docker run -d  --name gitlab-runner -v /d/GitLabVolumes/config:/etc/gitlab-runner -v /var/run/docker.sock:/var/run/docker.sock gitlab/gitlab-runner:latest</w:t>
+      </w:r>
+    </w:p>
+    <w:p>
+      <w:pPr>
+        <w:pStyle w:val="Normal"/>
+        <w:ind w:hanging="0" w:start="-57" w:end="-170"/>
         <w:rPr>
           <w:rStyle w:val="Strong"/>
           <w:rFonts w:ascii="Arial" w:hAnsi="Arial"/>
@@ -108,7 +120,9 @@
           <w:sz w:val="24"/>
           <w:szCs w:val="24"/>
         </w:rPr>
-        <w:t>ocker init</w:t>
+      </w:pPr>
+      <w:r>
+        <w:rPr/>
       </w:r>
     </w:p>
     <w:p>
@@ -142,7 +156,18 @@
           <w:sz w:val="20"/>
           <w:szCs w:val="20"/>
         </w:rPr>
-        <w:t>// ajuda a criar os arquivos necessários para gerar a imagem do seu projeto</w:t>
+        <w:t>//</w:t>
+      </w:r>
+      <w:r>
+        <w:rPr>
+          <w:rStyle w:val="Strong"/>
+          <w:rFonts w:ascii="Arial" w:hAnsi="Arial"/>
+          <w:b w:val="false"/>
+          <w:bCs w:val="false"/>
+          <w:sz w:val="20"/>
+          <w:szCs w:val="20"/>
+        </w:rPr>
+        <w:t>o docker baixará a imagem gitlab/gitlab-runner:latest automaticamente se não existir localmente</w:t>
       </w:r>
     </w:p>
     <w:p>
@@ -187,18 +212,6 @@
       </w:pPr>
       <w:r>
         <w:rPr/>
-      </w:r>
-    </w:p>
-    <w:p>
-      <w:pPr>
-        <w:pStyle w:val="Normal"/>
-        <w:bidi w:val="0"/>
-        <w:jc w:val="start"/>
-        <w:rPr/>
-      </w:pPr>
-      <w:r>
-        <w:rPr/>
-        <w:t>docker run -d gitlab-runner -v /d/GitLabVolumes/config:/etc/gitlab-runner -v /var/run/docker.sock:/var/run/docker.sock gitlab-gitlab-runner:latest</w:t>
       </w:r>
     </w:p>
     <w:sectPr>
@@ -251,8 +264,8 @@
       <w:lang w:val="pt-BR" w:eastAsia="zh-CN" w:bidi="hi-IN"/>
     </w:rPr>
   </w:style>
-  <w:style w:type="character" w:styleId="Cdigo-fonte">
-    <w:name w:val="Código-fonte"/>
+  <w:style w:type="character" w:styleId="Cdigo-fonteuser">
+    <w:name w:val="Código-fonte (user)"/>
     <w:qFormat/>
     <w:rPr>
       <w:rFonts w:ascii="Liberation Mono" w:hAnsi="Liberation Mono" w:eastAsia="NSimSun" w:cs="Liberation Mono"/>
@@ -266,13 +279,13 @@
       <w:bCs/>
     </w:rPr>
   </w:style>
-  <w:style w:type="character" w:styleId="Caracteresdenotaderodap">
-    <w:name w:val="Caracteres de nota de rodapé"/>
+  <w:style w:type="character" w:styleId="Caracteresdenotaderodapuser">
+    <w:name w:val="Caracteres de nota de rodapé (user)"/>
     <w:qFormat/>
     <w:rPr/>
   </w:style>
-  <w:style w:type="character" w:styleId="Caracteresdenotadefim">
-    <w:name w:val="Caracteres de nota de fim"/>
+  <w:style w:type="character" w:styleId="Caracteresdenotadefimuser">
+    <w:name w:val="Caracteres de nota de fim (user)"/>
     <w:qFormat/>
     <w:rPr/>
   </w:style>
@@ -374,8 +387,8 @@
       <w:rFonts w:cs="Lucida Sans"/>
     </w:rPr>
   </w:style>
-  <w:style w:type="paragraph" w:styleId="Contedodatabela">
-    <w:name w:val="Conteúdo da tabela"/>
+  <w:style w:type="paragraph" w:styleId="Contedodatabelauser">
+    <w:name w:val="Conteúdo da tabela (user)"/>
     <w:basedOn w:val="Normal"/>
     <w:qFormat/>
     <w:pPr>
@@ -384,9 +397,9 @@
     </w:pPr>
     <w:rPr/>
   </w:style>
-  <w:style w:type="paragraph" w:styleId="Ttulodetabela">
-    <w:name w:val="Título de tabela"/>
-    <w:basedOn w:val="Contedodatabela"/>
+  <w:style w:type="paragraph" w:styleId="Ttulodetabelauser">
+    <w:name w:val="Título de tabela (user)"/>
+    <w:basedOn w:val="Contedodatabelauser"/>
     <w:qFormat/>
     <w:pPr>
       <w:suppressLineNumbers/>
@@ -397,8 +410,8 @@
       <w:bCs/>
     </w:rPr>
   </w:style>
-  <w:style w:type="paragraph" w:styleId="Contedodalista">
-    <w:name w:val="Conteúdo da lista"/>
+  <w:style w:type="paragraph" w:styleId="Contedodalistauser">
+    <w:name w:val="Conteúdo da lista (user)"/>
     <w:basedOn w:val="Normal"/>
     <w:qFormat/>
     <w:pPr>
